--- a/Описание бд.docx
+++ b/Описание бд.docx
@@ -1,6 +1,6 @@
 
 <file path=word/document.xml><?xml version="1.0" encoding="utf-8"?>
-<w:document xmlns:wpc="http://schemas.microsoft.com/office/word/2010/wordprocessingCanvas" xmlns:cx="http://schemas.microsoft.com/office/drawing/2014/chartex" xmlns:cx1="http://schemas.microsoft.com/office/drawing/2015/9/8/chartex" xmlns:cx2="http://schemas.microsoft.com/office/drawing/2015/10/21/chartex" xmlns:cx3="http://schemas.microsoft.com/office/drawing/2016/5/9/chartex" xmlns:cx4="http://schemas.microsoft.com/office/drawing/2016/5/10/chartex" xmlns:cx5="http://schemas.microsoft.com/office/drawing/2016/5/11/chartex" xmlns:cx6="http://schemas.microsoft.com/office/drawing/2016/5/12/chartex" xmlns:cx7="http://schemas.microsoft.com/office/drawing/2016/5/13/chartex" xmlns:cx8="http://schemas.microsoft.com/office/drawing/2016/5/14/chartex" xmlns:mc="http://schemas.openxmlformats.org/markup-compatibility/2006" xmlns:aink="http://schemas.microsoft.com/office/drawing/2016/ink" xmlns:am3d="http://schemas.microsoft.com/office/drawing/2017/model3d" xmlns:o="urn:schemas-microsoft-com:office:office" xmlns:oel="http://schemas.microsoft.com/office/2019/extlst" xmlns:r="http://schemas.openxmlformats.org/officeDocument/2006/relationships" xmlns:m="http://schemas.openxmlformats.org/officeDocument/2006/math" xmlns:v="urn:schemas-microsoft-com:vml" xmlns:wp14="http://schemas.microsoft.com/office/word/2010/wordprocessingDrawing" xmlns:wp="http://schemas.openxmlformats.org/drawingml/2006/wordprocessingDrawing" xmlns:w10="urn:schemas-microsoft-com:office:word" xmlns:w="http://schemas.openxmlformats.org/wordprocessingml/2006/main" xmlns:w14="http://schemas.microsoft.com/office/word/2010/wordml" xmlns:w15="http://schemas.microsoft.com/office/word/2012/wordml" xmlns:w16cex="http://schemas.microsoft.com/office/word/2018/wordml/cex" xmlns:w16cid="http://schemas.microsoft.com/office/word/2016/wordml/cid" xmlns:w16="http://schemas.microsoft.com/office/word/2018/wordml" xmlns:w16du="http://schemas.microsoft.com/office/word/2023/wordml/word16du" xmlns:w16sdtdh="http://schemas.microsoft.com/office/word/2020/wordml/sdtdatahash" xmlns:w16sdtfl="http://schemas.microsoft.com/office/word/2024/wordml/sdtformatlock" xmlns:w16se="http://schemas.microsoft.com/office/word/2015/wordml/symex" xmlns:wpg="http://schemas.microsoft.com/office/word/2010/wordprocessingGroup" xmlns:wpi="http://schemas.microsoft.com/office/word/2010/wordprocessingInk" xmlns:wne="http://schemas.microsoft.com/office/word/2006/wordml" xmlns:wps="http://schemas.microsoft.com/office/word/2010/wordprocessingShape" mc:Ignorable="w14 w15 w16se w16cid w16 w16cex w16sdtdh w16sdtfl w16du wp14">
+<w:document xmlns:wpc="http://schemas.microsoft.com/office/word/2010/wordprocessingCanvas" xmlns:cx="http://schemas.microsoft.com/office/drawing/2014/chartex" xmlns:cx1="http://schemas.microsoft.com/office/drawing/2015/9/8/chartex" xmlns:cx2="http://schemas.microsoft.com/office/drawing/2015/10/21/chartex" xmlns:cx3="http://schemas.microsoft.com/office/drawing/2016/5/9/chartex" xmlns:cx4="http://schemas.microsoft.com/office/drawing/2016/5/10/chartex" xmlns:cx5="http://schemas.microsoft.com/office/drawing/2016/5/11/chartex" xmlns:cx6="http://schemas.microsoft.com/office/drawing/2016/5/12/chartex" xmlns:cx7="http://schemas.microsoft.com/office/drawing/2016/5/13/chartex" xmlns:cx8="http://schemas.microsoft.com/office/drawing/2016/5/14/chartex" xmlns:mc="http://schemas.openxmlformats.org/markup-compatibility/2006" xmlns:aink="http://schemas.microsoft.com/office/drawing/2016/ink" xmlns:am3d="http://schemas.microsoft.com/office/drawing/2017/model3d" xmlns:o="urn:schemas-microsoft-com:office:office" xmlns:r="http://schemas.openxmlformats.org/officeDocument/2006/relationships" xmlns:m="http://schemas.openxmlformats.org/officeDocument/2006/math" xmlns:v="urn:schemas-microsoft-com:vml" xmlns:wp14="http://schemas.microsoft.com/office/word/2010/wordprocessingDrawing" xmlns:wp="http://schemas.openxmlformats.org/drawingml/2006/wordprocessingDrawing" xmlns:w10="urn:schemas-microsoft-com:office:word" xmlns:w="http://schemas.openxmlformats.org/wordprocessingml/2006/main" xmlns:w14="http://schemas.microsoft.com/office/word/2010/wordml" xmlns:w15="http://schemas.microsoft.com/office/word/2012/wordml" xmlns:w16cex="http://schemas.microsoft.com/office/word/2018/wordml/cex" xmlns:w16cid="http://schemas.microsoft.com/office/word/2016/wordml/cid" xmlns:w16="http://schemas.microsoft.com/office/word/2018/wordml" xmlns:w16sdtdh="http://schemas.microsoft.com/office/word/2020/wordml/sdtdatahash" xmlns:w16se="http://schemas.microsoft.com/office/word/2015/wordml/symex" xmlns:wpg="http://schemas.microsoft.com/office/word/2010/wordprocessingGroup" xmlns:wpi="http://schemas.microsoft.com/office/word/2010/wordprocessingInk" xmlns:wne="http://schemas.microsoft.com/office/word/2006/wordml" xmlns:wps="http://schemas.microsoft.com/office/word/2010/wordprocessingShape" mc:Ignorable="w14 w15 w16se w16cid w16 w16cex w16sdtdh wp14">
   <w:body>
     <w:p>
       <w:pPr>
@@ -2155,6 +2155,95 @@
                 <w14:ligatures w14:val="standardContextual"/>
               </w:rPr>
             </w:pPr>
+          </w:p>
+        </w:tc>
+        <w:tc>
+          <w:tcPr>
+            <w:tcW w:w="3115" w:type="dxa"/>
+          </w:tcPr>
+          <w:p>
+            <w:pPr>
+              <w:spacing w:line="240" w:lineRule="auto"/>
+              <w:ind w:firstLine="0"/>
+              <w:rPr>
+                <w:kern w:val="2"/>
+                <w:sz w:val="24"/>
+                <w:szCs w:val="20"/>
+                <w14:ligatures w14:val="standardContextual"/>
+              </w:rPr>
+            </w:pPr>
+            <w:r>
+              <w:rPr>
+                <w:kern w:val="2"/>
+                <w:sz w:val="24"/>
+                <w:szCs w:val="20"/>
+                <w14:ligatures w14:val="standardContextual"/>
+              </w:rPr>
+              <w:t>Активность</w:t>
+            </w:r>
+          </w:p>
+        </w:tc>
+        <w:tc>
+          <w:tcPr>
+            <w:tcW w:w="3115" w:type="dxa"/>
+          </w:tcPr>
+          <w:p>
+            <w:pPr>
+              <w:spacing w:line="240" w:lineRule="auto"/>
+              <w:ind w:firstLine="0"/>
+              <w:rPr>
+                <w:kern w:val="2"/>
+                <w:sz w:val="24"/>
+                <w:szCs w:val="20"/>
+                <w14:ligatures w14:val="standardContextual"/>
+              </w:rPr>
+            </w:pPr>
+            <w:r>
+              <w:rPr>
+                <w:kern w:val="2"/>
+                <w:sz w:val="24"/>
+                <w:szCs w:val="20"/>
+                <w14:ligatures w14:val="standardContextual"/>
+              </w:rPr>
+              <w:t xml:space="preserve">Является ли </w:t>
+            </w:r>
+            <w:r>
+              <w:rPr>
+                <w:kern w:val="2"/>
+                <w:sz w:val="24"/>
+                <w:szCs w:val="20"/>
+                <w14:ligatures w14:val="standardContextual"/>
+              </w:rPr>
+              <w:t>сотрудник</w:t>
+            </w:r>
+            <w:r>
+              <w:rPr>
+                <w:kern w:val="2"/>
+                <w:sz w:val="24"/>
+                <w:szCs w:val="20"/>
+                <w14:ligatures w14:val="standardContextual"/>
+              </w:rPr>
+              <w:t xml:space="preserve"> активным</w:t>
+            </w:r>
+          </w:p>
+        </w:tc>
+      </w:tr>
+      <w:tr>
+        <w:tc>
+          <w:tcPr>
+            <w:tcW w:w="3115" w:type="dxa"/>
+          </w:tcPr>
+          <w:p>
+            <w:pPr>
+              <w:spacing w:line="240" w:lineRule="auto"/>
+              <w:ind w:firstLine="0"/>
+              <w:rPr>
+                <w:kern w:val="2"/>
+                <w:sz w:val="24"/>
+                <w:szCs w:val="20"/>
+                <w14:ligatures w14:val="standardContextual"/>
+              </w:rPr>
+            </w:pPr>
             <w:r>
               <w:rPr>
                 <w:kern w:val="2"/>
@@ -3993,77 +4082,6 @@
                 <w14:ligatures w14:val="standardContextual"/>
               </w:rPr>
               <w:t>Название файла</w:t>
-            </w:r>
-          </w:p>
-        </w:tc>
-      </w:tr>
-      <w:tr>
-        <w:tc>
-          <w:tcPr>
-            <w:tcW w:w="3115" w:type="dxa"/>
-          </w:tcPr>
-          <w:p>
-            <w:pPr>
-              <w:spacing w:line="240" w:lineRule="auto"/>
-              <w:ind w:firstLine="0"/>
-              <w:rPr>
-                <w:kern w:val="2"/>
-                <w:sz w:val="24"/>
-                <w:szCs w:val="20"/>
-                <w14:ligatures w14:val="standardContextual"/>
-              </w:rPr>
-            </w:pPr>
-          </w:p>
-        </w:tc>
-        <w:tc>
-          <w:tcPr>
-            <w:tcW w:w="3115" w:type="dxa"/>
-          </w:tcPr>
-          <w:p>
-            <w:pPr>
-              <w:spacing w:line="240" w:lineRule="auto"/>
-              <w:ind w:firstLine="0"/>
-              <w:rPr>
-                <w:kern w:val="2"/>
-                <w:sz w:val="24"/>
-                <w:szCs w:val="20"/>
-                <w14:ligatures w14:val="standardContextual"/>
-              </w:rPr>
-            </w:pPr>
-            <w:r>
-              <w:rPr>
-                <w:kern w:val="2"/>
-                <w:sz w:val="24"/>
-                <w:szCs w:val="20"/>
-                <w14:ligatures w14:val="standardContextual"/>
-              </w:rPr>
-              <w:t>Путь</w:t>
-            </w:r>
-          </w:p>
-        </w:tc>
-        <w:tc>
-          <w:tcPr>
-            <w:tcW w:w="3115" w:type="dxa"/>
-          </w:tcPr>
-          <w:p>
-            <w:pPr>
-              <w:spacing w:line="240" w:lineRule="auto"/>
-              <w:ind w:firstLine="0"/>
-              <w:rPr>
-                <w:kern w:val="2"/>
-                <w:sz w:val="24"/>
-                <w:szCs w:val="20"/>
-                <w14:ligatures w14:val="standardContextual"/>
-              </w:rPr>
-            </w:pPr>
-            <w:r>
-              <w:rPr>
-                <w:kern w:val="2"/>
-                <w:sz w:val="24"/>
-                <w:szCs w:val="20"/>
-                <w14:ligatures w14:val="standardContextual"/>
-              </w:rPr>
-              <w:t>Путь файла</w:t>
             </w:r>
           </w:p>
         </w:tc>
@@ -4833,6 +4851,7 @@
     </w:p>
     <w:p>
       <w:pPr>
+        <w:ind w:firstLine="0"/>
         <w:jc w:val="center"/>
         <w:rPr>
           <w:kern w:val="2"/>
@@ -4847,10 +4866,10 @@
           <w14:ligatures w14:val="standardContextual"/>
         </w:rPr>
         <w:drawing>
-          <wp:inline distT="0" distB="0" distL="0" distR="0" wp14:anchorId="42F176F1" wp14:editId="6520CA25">
-            <wp:extent cx="5743575" cy="3409921"/>
-            <wp:effectExtent l="0" t="0" r="0" b="635"/>
-            <wp:docPr id="11282142" name="Рисунок 1"/>
+          <wp:inline distT="0" distB="0" distL="0" distR="0" wp14:anchorId="155EB7E1" wp14:editId="0227726B">
+            <wp:extent cx="5940425" cy="3500120"/>
+            <wp:effectExtent l="0" t="0" r="3175" b="5080"/>
+            <wp:docPr id="2" name="Рисунок 2"/>
             <wp:cNvGraphicFramePr>
               <a:graphicFrameLocks xmlns:a="http://schemas.openxmlformats.org/drawingml/2006/main" noChangeAspect="1"/>
             </wp:cNvGraphicFramePr>
@@ -4858,7 +4877,7 @@
               <a:graphicData uri="http://schemas.openxmlformats.org/drawingml/2006/picture">
                 <pic:pic xmlns:pic="http://schemas.openxmlformats.org/drawingml/2006/picture">
                   <pic:nvPicPr>
-                    <pic:cNvPr id="11282142" name=""/>
+                    <pic:cNvPr id="1" name=""/>
                     <pic:cNvPicPr/>
                   </pic:nvPicPr>
                   <pic:blipFill>
@@ -4870,7 +4889,7 @@
                   <pic:spPr>
                     <a:xfrm>
                       <a:off x="0" y="0"/>
-                      <a:ext cx="5749913" cy="3413684"/>
+                      <a:ext cx="5940425" cy="3500120"/>
                     </a:xfrm>
                     <a:prstGeom prst="rect">
                       <a:avLst/>
@@ -6021,16 +6040,16 @@
       </w:pPr>
       <w:r>
         <w:rPr>
-          <w:noProof/>
           <w:kern w:val="2"/>
           <w:szCs w:val="24"/>
+          <w:lang w:val="en-US"/>
           <w14:ligatures w14:val="standardContextual"/>
         </w:rPr>
         <w:drawing>
-          <wp:inline distT="0" distB="0" distL="0" distR="0" wp14:anchorId="3BCA10E4" wp14:editId="51F6C4C8">
-            <wp:extent cx="4968875" cy="3746176"/>
-            <wp:effectExtent l="0" t="0" r="3175" b="6985"/>
-            <wp:docPr id="274924281" name="Рисунок 1"/>
+          <wp:inline distT="0" distB="0" distL="0" distR="0" wp14:anchorId="43237C43" wp14:editId="5A725F62">
+            <wp:extent cx="5070475" cy="3631989"/>
+            <wp:effectExtent l="0" t="0" r="0" b="6985"/>
+            <wp:docPr id="1" name="Рисунок 1"/>
             <wp:cNvGraphicFramePr>
               <a:graphicFrameLocks xmlns:a="http://schemas.openxmlformats.org/drawingml/2006/main" noChangeAspect="1"/>
             </wp:cNvGraphicFramePr>
@@ -6038,7 +6057,7 @@
               <a:graphicData uri="http://schemas.openxmlformats.org/drawingml/2006/picture">
                 <pic:pic xmlns:pic="http://schemas.openxmlformats.org/drawingml/2006/picture">
                   <pic:nvPicPr>
-                    <pic:cNvPr id="274924281" name=""/>
+                    <pic:cNvPr id="1" name=""/>
                     <pic:cNvPicPr/>
                   </pic:nvPicPr>
                   <pic:blipFill>
@@ -6050,7 +6069,7 @@
                   <pic:spPr>
                     <a:xfrm>
                       <a:off x="0" y="0"/>
-                      <a:ext cx="4973176" cy="3749418"/>
+                      <a:ext cx="5075556" cy="3635628"/>
                     </a:xfrm>
                     <a:prstGeom prst="rect">
                       <a:avLst/>
@@ -6093,7 +6112,7 @@
 </file>
 
 <file path=word/styles.xml><?xml version="1.0" encoding="utf-8"?>
-<w:styles xmlns:mc="http://schemas.openxmlformats.org/markup-compatibility/2006" xmlns:r="http://schemas.openxmlformats.org/officeDocument/2006/relationships" xmlns:w="http://schemas.openxmlformats.org/wordprocessingml/2006/main" xmlns:w14="http://schemas.microsoft.com/office/word/2010/wordml" xmlns:w15="http://schemas.microsoft.com/office/word/2012/wordml" xmlns:w16cex="http://schemas.microsoft.com/office/word/2018/wordml/cex" xmlns:w16cid="http://schemas.microsoft.com/office/word/2016/wordml/cid" xmlns:w16="http://schemas.microsoft.com/office/word/2018/wordml" xmlns:w16du="http://schemas.microsoft.com/office/word/2023/wordml/word16du" xmlns:w16sdtdh="http://schemas.microsoft.com/office/word/2020/wordml/sdtdatahash" xmlns:w16sdtfl="http://schemas.microsoft.com/office/word/2024/wordml/sdtformatlock" xmlns:w16se="http://schemas.microsoft.com/office/word/2015/wordml/symex" mc:Ignorable="w14 w15 w16se w16cid w16 w16cex w16sdtdh w16sdtfl w16du">
+<w:styles xmlns:mc="http://schemas.openxmlformats.org/markup-compatibility/2006" xmlns:r="http://schemas.openxmlformats.org/officeDocument/2006/relationships" xmlns:w="http://schemas.openxmlformats.org/wordprocessingml/2006/main" xmlns:w14="http://schemas.microsoft.com/office/word/2010/wordml" xmlns:w15="http://schemas.microsoft.com/office/word/2012/wordml" xmlns:w16cex="http://schemas.microsoft.com/office/word/2018/wordml/cex" xmlns:w16cid="http://schemas.microsoft.com/office/word/2016/wordml/cid" xmlns:w16="http://schemas.microsoft.com/office/word/2018/wordml" xmlns:w16sdtdh="http://schemas.microsoft.com/office/word/2020/wordml/sdtdatahash" xmlns:w16se="http://schemas.microsoft.com/office/word/2015/wordml/symex" mc:Ignorable="w14 w15 w16se w16cid w16 w16cex w16sdtdh">
   <w:docDefaults>
     <w:rPrDefault>
       <w:rPr>
